--- a/docs/uml/02_activity/activity_analysis.docx
+++ b/docs/uml/02_activity/activity_analysis.docx
@@ -109,7 +109,13 @@
         <w:rPr>
           <w:lang w:val="en-GB"/>
         </w:rPr>
-        <w:t>applies the Density Filter (UMAP + KDE + log-density threshold),</w:t>
+        <w:t>applies either the Density Filter (UMAP + KDE) or the Autoencoder Filter as first-stage filter</w:t>
+      </w:r>
+      <w:r>
+        <w:rPr>
+          <w:lang w:val="en-GB"/>
+        </w:rPr>
+        <w:t>,</w:t>
       </w:r>
     </w:p>
     <w:p>
@@ -143,21 +149,7 @@
         <w:rPr>
           <w:lang w:val="en-GB"/>
         </w:rPr>
-        <w:t xml:space="preserve">produces the final </w:t>
-      </w:r>
-      <w:proofErr w:type="gramStart"/>
-      <w:r>
-        <w:rPr>
-          <w:lang w:val="en-GB"/>
-        </w:rPr>
-        <w:t>Top-K</w:t>
-      </w:r>
-      <w:proofErr w:type="gramEnd"/>
-      <w:r>
-        <w:rPr>
-          <w:lang w:val="en-GB"/>
-        </w:rPr>
-        <w:t xml:space="preserve"> ranking.</w:t>
+        <w:t>produces the final Top-K ranking.</w:t>
       </w:r>
     </w:p>
     <w:p>
@@ -420,24 +412,20 @@
           <w:ilvl w:val="2"/>
           <w:numId w:val="25"/>
         </w:numPr>
-      </w:pPr>
-      <w:r>
-        <w:t xml:space="preserve">KDE for </w:t>
-      </w:r>
-      <w:proofErr w:type="spellStart"/>
-      <w:r>
-        <w:t>density</w:t>
-      </w:r>
-      <w:proofErr w:type="spellEnd"/>
-      <w:r>
-        <w:t xml:space="preserve"> </w:t>
-      </w:r>
-      <w:proofErr w:type="spellStart"/>
-      <w:r>
-        <w:t>estimation</w:t>
-      </w:r>
-      <w:proofErr w:type="spellEnd"/>
-      <w:r>
+        <w:rPr>
+          <w:lang w:val="en-GB"/>
+        </w:rPr>
+      </w:pPr>
+      <w:r>
+        <w:rPr>
+          <w:lang w:val="en-GB"/>
+        </w:rPr>
+        <w:t>Autoencoder for reconstruction-based filtering</w:t>
+      </w:r>
+      <w:r>
+        <w:rPr>
+          <w:lang w:val="en-GB"/>
+        </w:rPr>
         <w:t>,</w:t>
       </w:r>
     </w:p>
@@ -449,6 +437,33 @@
         </w:numPr>
       </w:pPr>
       <w:r>
+        <w:t xml:space="preserve">KDE for </w:t>
+      </w:r>
+      <w:proofErr w:type="spellStart"/>
+      <w:r>
+        <w:t>density</w:t>
+      </w:r>
+      <w:proofErr w:type="spellEnd"/>
+      <w:r>
+        <w:t xml:space="preserve"> </w:t>
+      </w:r>
+      <w:proofErr w:type="spellStart"/>
+      <w:r>
+        <w:t>estimation</w:t>
+      </w:r>
+      <w:proofErr w:type="spellEnd"/>
+      <w:r>
+        <w:t>,</w:t>
+      </w:r>
+    </w:p>
+    <w:p>
+      <w:pPr>
+        <w:numPr>
+          <w:ilvl w:val="2"/>
+          <w:numId w:val="25"/>
+        </w:numPr>
+      </w:pPr>
+      <w:r>
         <w:t xml:space="preserve">GMM for frequency </w:t>
       </w:r>
       <w:proofErr w:type="spellStart"/>
@@ -491,31 +506,88 @@
         <w:rPr>
           <w:lang w:val="en-GB"/>
         </w:rPr>
+        <w:lastRenderedPageBreak/>
         <w:t>UC ref: UC3 – Manage models.</w:t>
       </w:r>
     </w:p>
     <w:p>
       <w:pPr>
+        <w:pStyle w:val="Paragrafoelenco"/>
         <w:numPr>
           <w:ilvl w:val="0"/>
           <w:numId w:val="25"/>
         </w:numPr>
-      </w:pPr>
-      <w:proofErr w:type="spellStart"/>
-      <w:r>
-        <w:t>Apply</w:t>
-      </w:r>
-      <w:proofErr w:type="spellEnd"/>
-      <w:r>
-        <w:t xml:space="preserve"> </w:t>
-      </w:r>
-      <w:proofErr w:type="spellStart"/>
-      <w:r>
-        <w:t>Density</w:t>
-      </w:r>
-      <w:proofErr w:type="spellEnd"/>
-      <w:r>
-        <w:t xml:space="preserve"> Filter</w:t>
+        <w:rPr>
+          <w:lang w:val="en-GB"/>
+        </w:rPr>
+      </w:pPr>
+      <w:r>
+        <w:rPr>
+          <w:lang w:val="en-GB"/>
+        </w:rPr>
+        <w:t xml:space="preserve">Decision: </w:t>
+      </w:r>
+      <w:r>
+        <w:rPr>
+          <w:lang w:val="en-GB"/>
+        </w:rPr>
+        <w:t>First-stage filter selected by the Researcher</w:t>
+      </w:r>
+    </w:p>
+    <w:p>
+      <w:pPr>
+        <w:pStyle w:val="Paragrafoelenco"/>
+        <w:numPr>
+          <w:ilvl w:val="0"/>
+          <w:numId w:val="33"/>
+        </w:numPr>
+        <w:rPr>
+          <w:lang w:val="en-GB"/>
+        </w:rPr>
+      </w:pPr>
+      <w:r>
+        <w:rPr>
+          <w:lang w:val="en-GB"/>
+        </w:rPr>
+        <w:t>Density → Apply Density Filter;</w:t>
+      </w:r>
+    </w:p>
+    <w:p>
+      <w:pPr>
+        <w:pStyle w:val="Paragrafoelenco"/>
+        <w:numPr>
+          <w:ilvl w:val="0"/>
+          <w:numId w:val="33"/>
+        </w:numPr>
+        <w:rPr>
+          <w:lang w:val="en-GB"/>
+        </w:rPr>
+      </w:pPr>
+      <w:r>
+        <w:rPr>
+          <w:lang w:val="en-GB"/>
+        </w:rPr>
+        <w:t>Autoencoder → Apply Autoencoder Filter.</w:t>
+      </w:r>
+    </w:p>
+    <w:p>
+      <w:pPr>
+        <w:ind w:left="360"/>
+        <w:rPr>
+          <w:lang w:val="en-GB"/>
+        </w:rPr>
+      </w:pPr>
+      <w:r>
+        <w:rPr>
+          <w:lang w:val="en-GB"/>
+        </w:rPr>
+        <w:t xml:space="preserve">4a. </w:t>
+      </w:r>
+      <w:r>
+        <w:rPr>
+          <w:lang w:val="en-GB"/>
+        </w:rPr>
+        <w:t>Apply Density Filter</w:t>
       </w:r>
     </w:p>
     <w:p>
@@ -532,7 +604,6 @@
         <w:rPr>
           <w:lang w:val="en-GB"/>
         </w:rPr>
-        <w:lastRenderedPageBreak/>
         <w:t xml:space="preserve">For each candidate, the log-density in the UMAP manifold is computed via KDE on the </w:t>
       </w:r>
       <w:r>
@@ -631,9 +702,36 @@
     </w:p>
     <w:p>
       <w:pPr>
+        <w:ind w:firstLine="360"/>
+      </w:pPr>
+      <w:r>
+        <w:rPr>
+          <w:lang w:val="en-GB"/>
+        </w:rPr>
+        <w:t xml:space="preserve">4b. </w:t>
+      </w:r>
+      <w:proofErr w:type="spellStart"/>
+      <w:r>
+        <w:t>Apply</w:t>
+      </w:r>
+      <w:proofErr w:type="spellEnd"/>
+      <w:r>
+        <w:t xml:space="preserve"> </w:t>
+      </w:r>
+      <w:proofErr w:type="spellStart"/>
+      <w:r>
+        <w:t>Autoencoder</w:t>
+      </w:r>
+      <w:proofErr w:type="spellEnd"/>
+      <w:r>
+        <w:t xml:space="preserve"> Filter</w:t>
+      </w:r>
+    </w:p>
+    <w:p>
+      <w:pPr>
         <w:numPr>
           <w:ilvl w:val="0"/>
-          <w:numId w:val="25"/>
+          <w:numId w:val="27"/>
         </w:numPr>
         <w:rPr>
           <w:lang w:val="en-GB"/>
@@ -643,14 +741,14 @@
         <w:rPr>
           <w:lang w:val="en-GB"/>
         </w:rPr>
-        <w:t>Decision: is the filtered list non-empty?</w:t>
+        <w:t>Alternative to activity 4 (Density Filter).</w:t>
       </w:r>
     </w:p>
     <w:p>
       <w:pPr>
         <w:numPr>
-          <w:ilvl w:val="1"/>
-          <w:numId w:val="25"/>
+          <w:ilvl w:val="0"/>
+          <w:numId w:val="27"/>
         </w:numPr>
         <w:rPr>
           <w:lang w:val="en-GB"/>
@@ -660,42 +758,59 @@
         <w:rPr>
           <w:lang w:val="en-GB"/>
         </w:rPr>
-        <w:t>If empty → no candidate passes the filter → pipeline terminates.</w:t>
+        <w:t>Each candidate is encoded and reconstructed by the autoencoder; candidates with reconstruction error below the threshold are discarded.</w:t>
       </w:r>
     </w:p>
     <w:p>
       <w:pPr>
         <w:numPr>
-          <w:ilvl w:val="1"/>
-          <w:numId w:val="25"/>
+          <w:ilvl w:val="0"/>
+          <w:numId w:val="27"/>
         </w:numPr>
-        <w:rPr>
-          <w:lang w:val="en-GB"/>
-        </w:rPr>
-      </w:pPr>
-      <w:r>
-        <w:rPr>
-          <w:lang w:val="en-GB"/>
-        </w:rPr>
-        <w:t>If non-empty → surviving candidates proceed to the next filters.</w:t>
+      </w:pPr>
+      <w:r>
+        <w:t xml:space="preserve">UC </w:t>
+      </w:r>
+      <w:proofErr w:type="spellStart"/>
+      <w:r>
+        <w:t>ref</w:t>
+      </w:r>
+      <w:proofErr w:type="spellEnd"/>
+      <w:r>
+        <w:t xml:space="preserve">: UC8 – </w:t>
+      </w:r>
+      <w:proofErr w:type="spellStart"/>
+      <w:r>
+        <w:t>Autoencoder</w:t>
+      </w:r>
+      <w:proofErr w:type="spellEnd"/>
+      <w:r>
+        <w:t xml:space="preserve"> Filtering.</w:t>
       </w:r>
     </w:p>
     <w:p>
       <w:pPr>
+        <w:pStyle w:val="Paragrafoelenco"/>
         <w:numPr>
           <w:ilvl w:val="0"/>
-          <w:numId w:val="25"/>
+          <w:numId w:val="24"/>
         </w:numPr>
-      </w:pPr>
-      <w:r>
-        <w:t>Compute Frequency Score (GMM)</w:t>
+        <w:rPr>
+          <w:lang w:val="en-GB"/>
+        </w:rPr>
+      </w:pPr>
+      <w:r>
+        <w:rPr>
+          <w:lang w:val="en-GB"/>
+        </w:rPr>
+        <w:t>Decision: is the filtered list non-empty?</w:t>
       </w:r>
     </w:p>
     <w:p>
       <w:pPr>
         <w:numPr>
-          <w:ilvl w:val="1"/>
-          <w:numId w:val="25"/>
+          <w:ilvl w:val="0"/>
+          <w:numId w:val="28"/>
         </w:numPr>
         <w:rPr>
           <w:lang w:val="en-GB"/>
@@ -705,14 +820,14 @@
         <w:rPr>
           <w:lang w:val="en-GB"/>
         </w:rPr>
-        <w:t>The frequency-based score is estimated using Gaussian Mixture Models.</w:t>
+        <w:t>If empty → no candidate passes the filter → pipeline terminates.</w:t>
       </w:r>
     </w:p>
     <w:p>
       <w:pPr>
         <w:numPr>
-          <w:ilvl w:val="1"/>
-          <w:numId w:val="25"/>
+          <w:ilvl w:val="0"/>
+          <w:numId w:val="28"/>
         </w:numPr>
         <w:rPr>
           <w:lang w:val="en-GB"/>
@@ -722,31 +837,76 @@
         <w:rPr>
           <w:lang w:val="en-GB"/>
         </w:rPr>
-        <w:t>This score is not used as a hard filter but as a contribution to the final ranking.</w:t>
+        <w:t>If non-empty → surviving candidates proceed to the next filters.</w:t>
       </w:r>
     </w:p>
     <w:p>
       <w:pPr>
         <w:numPr>
-          <w:ilvl w:val="1"/>
-          <w:numId w:val="25"/>
+          <w:ilvl w:val="0"/>
+          <w:numId w:val="24"/>
         </w:numPr>
-        <w:rPr>
-          <w:lang w:val="en-GB"/>
-        </w:rPr>
-      </w:pPr>
-      <w:r>
-        <w:rPr>
-          <w:lang w:val="en-GB"/>
-        </w:rPr>
-        <w:t>UC ref: UC5 – Compute frequency.</w:t>
+      </w:pPr>
+      <w:r>
+        <w:t>Compute Frequency Score (GMM)</w:t>
       </w:r>
     </w:p>
     <w:p>
       <w:pPr>
         <w:numPr>
           <w:ilvl w:val="0"/>
-          <w:numId w:val="25"/>
+          <w:numId w:val="29"/>
+        </w:numPr>
+        <w:rPr>
+          <w:lang w:val="en-GB"/>
+        </w:rPr>
+      </w:pPr>
+      <w:r>
+        <w:rPr>
+          <w:lang w:val="en-GB"/>
+        </w:rPr>
+        <w:t>The frequency-based score is estimated using Gaussian Mixture Models.</w:t>
+      </w:r>
+    </w:p>
+    <w:p>
+      <w:pPr>
+        <w:numPr>
+          <w:ilvl w:val="0"/>
+          <w:numId w:val="29"/>
+        </w:numPr>
+        <w:rPr>
+          <w:lang w:val="en-GB"/>
+        </w:rPr>
+      </w:pPr>
+      <w:r>
+        <w:rPr>
+          <w:lang w:val="en-GB"/>
+        </w:rPr>
+        <w:t>This score is not used as a hard filter but as a contribution to the final ranking.</w:t>
+      </w:r>
+    </w:p>
+    <w:p>
+      <w:pPr>
+        <w:numPr>
+          <w:ilvl w:val="0"/>
+          <w:numId w:val="29"/>
+        </w:numPr>
+        <w:rPr>
+          <w:lang w:val="en-GB"/>
+        </w:rPr>
+      </w:pPr>
+      <w:r>
+        <w:rPr>
+          <w:lang w:val="en-GB"/>
+        </w:rPr>
+        <w:t>UC ref: UC5 – Compute frequency.</w:t>
+      </w:r>
+    </w:p>
+    <w:p>
+      <w:pPr>
+        <w:numPr>
+          <w:ilvl w:val="0"/>
+          <w:numId w:val="24"/>
         </w:numPr>
       </w:pPr>
       <w:r>
@@ -761,8 +921,8 @@
     <w:p>
       <w:pPr>
         <w:numPr>
-          <w:ilvl w:val="1"/>
-          <w:numId w:val="25"/>
+          <w:ilvl w:val="0"/>
+          <w:numId w:val="30"/>
         </w:numPr>
         <w:rPr>
           <w:lang w:val="en-GB"/>
@@ -778,8 +938,8 @@
     <w:p>
       <w:pPr>
         <w:numPr>
-          <w:ilvl w:val="1"/>
-          <w:numId w:val="25"/>
+          <w:ilvl w:val="0"/>
+          <w:numId w:val="30"/>
         </w:numPr>
         <w:rPr>
           <w:lang w:val="en-GB"/>
@@ -795,8 +955,8 @@
     <w:p>
       <w:pPr>
         <w:numPr>
-          <w:ilvl w:val="1"/>
-          <w:numId w:val="25"/>
+          <w:ilvl w:val="0"/>
+          <w:numId w:val="30"/>
         </w:numPr>
         <w:rPr>
           <w:lang w:val="en-GB"/>
@@ -813,7 +973,7 @@
       <w:pPr>
         <w:numPr>
           <w:ilvl w:val="0"/>
-          <w:numId w:val="25"/>
+          <w:numId w:val="24"/>
         </w:numPr>
         <w:rPr>
           <w:lang w:val="en-GB"/>
@@ -823,28 +983,14 @@
         <w:rPr>
           <w:lang w:val="en-GB"/>
         </w:rPr>
-        <w:t xml:space="preserve">Combine scores and generate </w:t>
-      </w:r>
-      <w:proofErr w:type="gramStart"/>
-      <w:r>
-        <w:rPr>
-          <w:lang w:val="en-GB"/>
-        </w:rPr>
-        <w:t>Top-K</w:t>
-      </w:r>
-      <w:proofErr w:type="gramEnd"/>
-      <w:r>
-        <w:rPr>
-          <w:lang w:val="en-GB"/>
-        </w:rPr>
-        <w:t xml:space="preserve"> ranking</w:t>
+        <w:t>Combine scores and generate Top-K ranking</w:t>
       </w:r>
     </w:p>
     <w:p>
       <w:pPr>
         <w:numPr>
-          <w:ilvl w:val="1"/>
-          <w:numId w:val="25"/>
+          <w:ilvl w:val="0"/>
+          <w:numId w:val="31"/>
         </w:numPr>
         <w:rPr>
           <w:lang w:val="en-GB"/>
@@ -860,8 +1006,8 @@
     <w:p>
       <w:pPr>
         <w:numPr>
-          <w:ilvl w:val="1"/>
-          <w:numId w:val="25"/>
+          <w:ilvl w:val="0"/>
+          <w:numId w:val="31"/>
         </w:numPr>
         <w:rPr>
           <w:lang w:val="en-GB"/>
@@ -877,8 +1023,8 @@
     <w:p>
       <w:pPr>
         <w:numPr>
-          <w:ilvl w:val="1"/>
-          <w:numId w:val="25"/>
+          <w:ilvl w:val="0"/>
+          <w:numId w:val="31"/>
         </w:numPr>
         <w:rPr>
           <w:lang w:val="en-GB"/>
@@ -894,8 +1040,8 @@
     <w:p>
       <w:pPr>
         <w:numPr>
-          <w:ilvl w:val="1"/>
-          <w:numId w:val="25"/>
+          <w:ilvl w:val="0"/>
+          <w:numId w:val="31"/>
         </w:numPr>
         <w:rPr>
           <w:lang w:val="en-GB"/>
@@ -905,22 +1051,15 @@
         <w:rPr>
           <w:lang w:val="en-GB"/>
         </w:rPr>
-        <w:t xml:space="preserve">UC ref: UC7 – Generate ranking and inspect </w:t>
-      </w:r>
-      <w:proofErr w:type="gramStart"/>
-      <w:r>
-        <w:rPr>
-          <w:lang w:val="en-GB"/>
-        </w:rPr>
-        <w:t>Top-K.</w:t>
-      </w:r>
-      <w:proofErr w:type="gramEnd"/>
+        <w:lastRenderedPageBreak/>
+        <w:t>UC ref: UC7 – Generate ranking and inspect Top-K.</w:t>
+      </w:r>
     </w:p>
     <w:p>
       <w:pPr>
         <w:numPr>
           <w:ilvl w:val="0"/>
-          <w:numId w:val="25"/>
+          <w:numId w:val="24"/>
         </w:numPr>
       </w:pPr>
       <w:r>
@@ -930,8 +1069,8 @@
     <w:p>
       <w:pPr>
         <w:numPr>
-          <w:ilvl w:val="1"/>
-          <w:numId w:val="25"/>
+          <w:ilvl w:val="0"/>
+          <w:numId w:val="32"/>
         </w:numPr>
         <w:rPr>
           <w:lang w:val="en-GB"/>
@@ -941,28 +1080,14 @@
         <w:rPr>
           <w:lang w:val="en-GB"/>
         </w:rPr>
-        <w:t xml:space="preserve">Saving of </w:t>
-      </w:r>
-      <w:proofErr w:type="gramStart"/>
-      <w:r>
-        <w:rPr>
-          <w:lang w:val="en-GB"/>
-        </w:rPr>
-        <w:t>final results</w:t>
-      </w:r>
-      <w:proofErr w:type="gramEnd"/>
-      <w:r>
-        <w:rPr>
-          <w:lang w:val="en-GB"/>
-        </w:rPr>
-        <w:t>, figures, and log files.</w:t>
+        <w:t>Saving of final results, figures, and log files.</w:t>
       </w:r>
     </w:p>
     <w:p>
       <w:pPr>
         <w:numPr>
-          <w:ilvl w:val="1"/>
-          <w:numId w:val="25"/>
+          <w:ilvl w:val="0"/>
+          <w:numId w:val="32"/>
         </w:numPr>
         <w:rPr>
           <w:lang w:val="en-GB"/>
@@ -978,8 +1103,8 @@
     <w:p>
       <w:pPr>
         <w:numPr>
-          <w:ilvl w:val="1"/>
-          <w:numId w:val="25"/>
+          <w:ilvl w:val="0"/>
+          <w:numId w:val="32"/>
         </w:numPr>
         <w:rPr>
           <w:lang w:val="en-GB"/>
@@ -989,31 +1114,11 @@
         <w:rPr>
           <w:lang w:val="en-GB"/>
         </w:rPr>
-        <w:t xml:space="preserve">UC ref: UC7 – Generate ranking and inspect </w:t>
-      </w:r>
-      <w:proofErr w:type="gramStart"/>
-      <w:r>
-        <w:rPr>
-          <w:lang w:val="en-GB"/>
-        </w:rPr>
-        <w:t>Top-K.</w:t>
-      </w:r>
-      <w:proofErr w:type="gramEnd"/>
+        <w:t>UC ref: UC7 – Generate ranking and inspect Top-K.</w:t>
+      </w:r>
     </w:p>
     <w:p>
       <w:pPr>
-        <w:rPr>
-          <w:lang w:val="en-GB"/>
-        </w:rPr>
-      </w:pPr>
-    </w:p>
-    <w:p>
-      <w:pPr>
-        <w:pStyle w:val="Paragrafoelenco"/>
-        <w:numPr>
-          <w:ilvl w:val="0"/>
-          <w:numId w:val="23"/>
-        </w:numPr>
         <w:rPr>
           <w:lang w:val="en-GB"/>
         </w:rPr>
@@ -1032,6 +1137,155 @@
 <file path=word/numbering.xml><?xml version="1.0" encoding="utf-8"?>
 <w:numbering xmlns:wpc="http://schemas.microsoft.com/office/word/2010/wordprocessingCanvas" xmlns:cx="http://schemas.microsoft.com/office/drawing/2014/chartex" xmlns:cx1="http://schemas.microsoft.com/office/drawing/2015/9/8/chartex" xmlns:cx2="http://schemas.microsoft.com/office/drawing/2015/10/21/chartex" xmlns:cx3="http://schemas.microsoft.com/office/drawing/2016/5/9/chartex" xmlns:cx4="http://schemas.microsoft.com/office/drawing/2016/5/10/chartex" xmlns:cx5="http://schemas.microsoft.com/office/drawing/2016/5/11/chartex" xmlns:cx6="http://schemas.microsoft.com/office/drawing/2016/5/12/chartex" xmlns:cx7="http://schemas.microsoft.com/office/drawing/2016/5/13/chartex" xmlns:cx8="http://schemas.microsoft.com/office/drawing/2016/5/14/chartex" xmlns:mc="http://schemas.openxmlformats.org/markup-compatibility/2006" xmlns:aink="http://schemas.microsoft.com/office/drawing/2016/ink" xmlns:am3d="http://schemas.microsoft.com/office/drawing/2017/model3d" xmlns:o="urn:schemas-microsoft-com:office:office" xmlns:oel="http://schemas.microsoft.com/office/2019/extlst" xmlns:r="http://schemas.openxmlformats.org/officeDocument/2006/relationships" xmlns:m="http://schemas.openxmlformats.org/officeDocument/2006/math" xmlns:v="urn:schemas-microsoft-com:vml" xmlns:wp14="http://schemas.microsoft.com/office/word/2010/wordprocessingDrawing" xmlns:wp="http://schemas.openxmlformats.org/drawingml/2006/wordprocessingDrawing" xmlns:w10="urn:schemas-microsoft-com:office:word" xmlns:w="http://schemas.openxmlformats.org/wordprocessingml/2006/main" xmlns:w14="http://schemas.microsoft.com/office/word/2010/wordml" xmlns:w15="http://schemas.microsoft.com/office/word/2012/wordml" xmlns:w16cex="http://schemas.microsoft.com/office/word/2018/wordml/cex" xmlns:w16cid="http://schemas.microsoft.com/office/word/2016/wordml/cid" xmlns:w16="http://schemas.microsoft.com/office/word/2018/wordml" xmlns:w16du="http://schemas.microsoft.com/office/word/2023/wordml/word16du" xmlns:w16sdtdh="http://schemas.microsoft.com/office/word/2020/wordml/sdtdatahash" xmlns:w16sdtfl="http://schemas.microsoft.com/office/word/2024/wordml/sdtformatlock" xmlns:w16se="http://schemas.microsoft.com/office/word/2015/wordml/symex" xmlns:wpg="http://schemas.microsoft.com/office/word/2010/wordprocessingGroup" xmlns:wpi="http://schemas.microsoft.com/office/word/2010/wordprocessingInk" xmlns:wne="http://schemas.microsoft.com/office/word/2006/wordml" xmlns:wps="http://schemas.microsoft.com/office/word/2010/wordprocessingShape" mc:Ignorable="w14 w15 w16se w16cid w16 w16cex w16sdtdh w16sdtfl w16du wp14">
   <w:abstractNum w:abstractNumId="0" w15:restartNumberingAfterBreak="0">
+    <w:nsid w:val="019E2DF5"/>
+    <w:multiLevelType w:val="multilevel"/>
+    <w:tmpl w:val="A5FA12B8"/>
+    <w:lvl w:ilvl="0">
+      <w:start w:val="1"/>
+      <w:numFmt w:val="bullet"/>
+      <w:lvlText w:val="o"/>
+      <w:lvlJc w:val="left"/>
+      <w:pPr>
+        <w:tabs>
+          <w:tab w:val="num" w:pos="1428"/>
+        </w:tabs>
+        <w:ind w:left="1428" w:hanging="360"/>
+      </w:pPr>
+      <w:rPr>
+        <w:rFonts w:ascii="Courier New" w:hAnsi="Courier New" w:cs="Courier New" w:hint="default"/>
+        <w:sz w:val="20"/>
+      </w:rPr>
+    </w:lvl>
+    <w:lvl w:ilvl="1">
+      <w:start w:val="1"/>
+      <w:numFmt w:val="bullet"/>
+      <w:lvlText w:val="o"/>
+      <w:lvlJc w:val="left"/>
+      <w:pPr>
+        <w:tabs>
+          <w:tab w:val="num" w:pos="2148"/>
+        </w:tabs>
+        <w:ind w:left="2148" w:hanging="360"/>
+      </w:pPr>
+      <w:rPr>
+        <w:rFonts w:ascii="Courier New" w:hAnsi="Courier New" w:hint="default"/>
+        <w:sz w:val="20"/>
+      </w:rPr>
+    </w:lvl>
+    <w:lvl w:ilvl="2" w:tentative="1">
+      <w:start w:val="1"/>
+      <w:numFmt w:val="bullet"/>
+      <w:lvlText w:val=""/>
+      <w:lvlJc w:val="left"/>
+      <w:pPr>
+        <w:tabs>
+          <w:tab w:val="num" w:pos="2868"/>
+        </w:tabs>
+        <w:ind w:left="2868" w:hanging="360"/>
+      </w:pPr>
+      <w:rPr>
+        <w:rFonts w:ascii="Wingdings" w:hAnsi="Wingdings" w:hint="default"/>
+        <w:sz w:val="20"/>
+      </w:rPr>
+    </w:lvl>
+    <w:lvl w:ilvl="3" w:tentative="1">
+      <w:start w:val="1"/>
+      <w:numFmt w:val="bullet"/>
+      <w:lvlText w:val=""/>
+      <w:lvlJc w:val="left"/>
+      <w:pPr>
+        <w:tabs>
+          <w:tab w:val="num" w:pos="3588"/>
+        </w:tabs>
+        <w:ind w:left="3588" w:hanging="360"/>
+      </w:pPr>
+      <w:rPr>
+        <w:rFonts w:ascii="Wingdings" w:hAnsi="Wingdings" w:hint="default"/>
+        <w:sz w:val="20"/>
+      </w:rPr>
+    </w:lvl>
+    <w:lvl w:ilvl="4" w:tentative="1">
+      <w:start w:val="1"/>
+      <w:numFmt w:val="bullet"/>
+      <w:lvlText w:val=""/>
+      <w:lvlJc w:val="left"/>
+      <w:pPr>
+        <w:tabs>
+          <w:tab w:val="num" w:pos="4308"/>
+        </w:tabs>
+        <w:ind w:left="4308" w:hanging="360"/>
+      </w:pPr>
+      <w:rPr>
+        <w:rFonts w:ascii="Wingdings" w:hAnsi="Wingdings" w:hint="default"/>
+        <w:sz w:val="20"/>
+      </w:rPr>
+    </w:lvl>
+    <w:lvl w:ilvl="5" w:tentative="1">
+      <w:start w:val="1"/>
+      <w:numFmt w:val="bullet"/>
+      <w:lvlText w:val=""/>
+      <w:lvlJc w:val="left"/>
+      <w:pPr>
+        <w:tabs>
+          <w:tab w:val="num" w:pos="5028"/>
+        </w:tabs>
+        <w:ind w:left="5028" w:hanging="360"/>
+      </w:pPr>
+      <w:rPr>
+        <w:rFonts w:ascii="Wingdings" w:hAnsi="Wingdings" w:hint="default"/>
+        <w:sz w:val="20"/>
+      </w:rPr>
+    </w:lvl>
+    <w:lvl w:ilvl="6" w:tentative="1">
+      <w:start w:val="1"/>
+      <w:numFmt w:val="bullet"/>
+      <w:lvlText w:val=""/>
+      <w:lvlJc w:val="left"/>
+      <w:pPr>
+        <w:tabs>
+          <w:tab w:val="num" w:pos="5748"/>
+        </w:tabs>
+        <w:ind w:left="5748" w:hanging="360"/>
+      </w:pPr>
+      <w:rPr>
+        <w:rFonts w:ascii="Wingdings" w:hAnsi="Wingdings" w:hint="default"/>
+        <w:sz w:val="20"/>
+      </w:rPr>
+    </w:lvl>
+    <w:lvl w:ilvl="7" w:tentative="1">
+      <w:start w:val="1"/>
+      <w:numFmt w:val="bullet"/>
+      <w:lvlText w:val=""/>
+      <w:lvlJc w:val="left"/>
+      <w:pPr>
+        <w:tabs>
+          <w:tab w:val="num" w:pos="6468"/>
+        </w:tabs>
+        <w:ind w:left="6468" w:hanging="360"/>
+      </w:pPr>
+      <w:rPr>
+        <w:rFonts w:ascii="Wingdings" w:hAnsi="Wingdings" w:hint="default"/>
+        <w:sz w:val="20"/>
+      </w:rPr>
+    </w:lvl>
+    <w:lvl w:ilvl="8" w:tentative="1">
+      <w:start w:val="1"/>
+      <w:numFmt w:val="bullet"/>
+      <w:lvlText w:val=""/>
+      <w:lvlJc w:val="left"/>
+      <w:pPr>
+        <w:tabs>
+          <w:tab w:val="num" w:pos="7188"/>
+        </w:tabs>
+        <w:ind w:left="7188" w:hanging="360"/>
+      </w:pPr>
+      <w:rPr>
+        <w:rFonts w:ascii="Wingdings" w:hAnsi="Wingdings" w:hint="default"/>
+        <w:sz w:val="20"/>
+      </w:rPr>
+    </w:lvl>
+  </w:abstractNum>
+  <w:abstractNum w:abstractNumId="1" w15:restartNumberingAfterBreak="0">
     <w:nsid w:val="01A00FC2"/>
     <w:multiLevelType w:val="hybridMultilevel"/>
     <w:tmpl w:val="51627200"/>
@@ -1144,7 +1398,7 @@
       </w:rPr>
     </w:lvl>
   </w:abstractNum>
-  <w:abstractNum w:abstractNumId="1" w15:restartNumberingAfterBreak="0">
+  <w:abstractNum w:abstractNumId="2" w15:restartNumberingAfterBreak="0">
     <w:nsid w:val="02FA6D41"/>
     <w:multiLevelType w:val="multilevel"/>
     <w:tmpl w:val="5E8C85C0"/>
@@ -1160,7 +1414,7 @@
         <w:ind w:left="720" w:hanging="360"/>
       </w:pPr>
     </w:lvl>
-    <w:lvl w:ilvl="1" w:tentative="1">
+    <w:lvl w:ilvl="1">
       <w:start w:val="1"/>
       <w:numFmt w:val="decimal"/>
       <w:lvlText w:val="%2."/>
@@ -1257,7 +1511,454 @@
       </w:pPr>
     </w:lvl>
   </w:abstractNum>
-  <w:abstractNum w:abstractNumId="2" w15:restartNumberingAfterBreak="0">
+  <w:abstractNum w:abstractNumId="3" w15:restartNumberingAfterBreak="0">
+    <w:nsid w:val="03BE3B17"/>
+    <w:multiLevelType w:val="multilevel"/>
+    <w:tmpl w:val="A5FA12B8"/>
+    <w:lvl w:ilvl="0">
+      <w:start w:val="1"/>
+      <w:numFmt w:val="bullet"/>
+      <w:lvlText w:val="o"/>
+      <w:lvlJc w:val="left"/>
+      <w:pPr>
+        <w:tabs>
+          <w:tab w:val="num" w:pos="1428"/>
+        </w:tabs>
+        <w:ind w:left="1428" w:hanging="360"/>
+      </w:pPr>
+      <w:rPr>
+        <w:rFonts w:ascii="Courier New" w:hAnsi="Courier New" w:cs="Courier New" w:hint="default"/>
+        <w:sz w:val="20"/>
+      </w:rPr>
+    </w:lvl>
+    <w:lvl w:ilvl="1">
+      <w:start w:val="1"/>
+      <w:numFmt w:val="bullet"/>
+      <w:lvlText w:val="o"/>
+      <w:lvlJc w:val="left"/>
+      <w:pPr>
+        <w:tabs>
+          <w:tab w:val="num" w:pos="2148"/>
+        </w:tabs>
+        <w:ind w:left="2148" w:hanging="360"/>
+      </w:pPr>
+      <w:rPr>
+        <w:rFonts w:ascii="Courier New" w:hAnsi="Courier New" w:hint="default"/>
+        <w:sz w:val="20"/>
+      </w:rPr>
+    </w:lvl>
+    <w:lvl w:ilvl="2" w:tentative="1">
+      <w:start w:val="1"/>
+      <w:numFmt w:val="bullet"/>
+      <w:lvlText w:val=""/>
+      <w:lvlJc w:val="left"/>
+      <w:pPr>
+        <w:tabs>
+          <w:tab w:val="num" w:pos="2868"/>
+        </w:tabs>
+        <w:ind w:left="2868" w:hanging="360"/>
+      </w:pPr>
+      <w:rPr>
+        <w:rFonts w:ascii="Wingdings" w:hAnsi="Wingdings" w:hint="default"/>
+        <w:sz w:val="20"/>
+      </w:rPr>
+    </w:lvl>
+    <w:lvl w:ilvl="3" w:tentative="1">
+      <w:start w:val="1"/>
+      <w:numFmt w:val="bullet"/>
+      <w:lvlText w:val=""/>
+      <w:lvlJc w:val="left"/>
+      <w:pPr>
+        <w:tabs>
+          <w:tab w:val="num" w:pos="3588"/>
+        </w:tabs>
+        <w:ind w:left="3588" w:hanging="360"/>
+      </w:pPr>
+      <w:rPr>
+        <w:rFonts w:ascii="Wingdings" w:hAnsi="Wingdings" w:hint="default"/>
+        <w:sz w:val="20"/>
+      </w:rPr>
+    </w:lvl>
+    <w:lvl w:ilvl="4" w:tentative="1">
+      <w:start w:val="1"/>
+      <w:numFmt w:val="bullet"/>
+      <w:lvlText w:val=""/>
+      <w:lvlJc w:val="left"/>
+      <w:pPr>
+        <w:tabs>
+          <w:tab w:val="num" w:pos="4308"/>
+        </w:tabs>
+        <w:ind w:left="4308" w:hanging="360"/>
+      </w:pPr>
+      <w:rPr>
+        <w:rFonts w:ascii="Wingdings" w:hAnsi="Wingdings" w:hint="default"/>
+        <w:sz w:val="20"/>
+      </w:rPr>
+    </w:lvl>
+    <w:lvl w:ilvl="5" w:tentative="1">
+      <w:start w:val="1"/>
+      <w:numFmt w:val="bullet"/>
+      <w:lvlText w:val=""/>
+      <w:lvlJc w:val="left"/>
+      <w:pPr>
+        <w:tabs>
+          <w:tab w:val="num" w:pos="5028"/>
+        </w:tabs>
+        <w:ind w:left="5028" w:hanging="360"/>
+      </w:pPr>
+      <w:rPr>
+        <w:rFonts w:ascii="Wingdings" w:hAnsi="Wingdings" w:hint="default"/>
+        <w:sz w:val="20"/>
+      </w:rPr>
+    </w:lvl>
+    <w:lvl w:ilvl="6" w:tentative="1">
+      <w:start w:val="1"/>
+      <w:numFmt w:val="bullet"/>
+      <w:lvlText w:val=""/>
+      <w:lvlJc w:val="left"/>
+      <w:pPr>
+        <w:tabs>
+          <w:tab w:val="num" w:pos="5748"/>
+        </w:tabs>
+        <w:ind w:left="5748" w:hanging="360"/>
+      </w:pPr>
+      <w:rPr>
+        <w:rFonts w:ascii="Wingdings" w:hAnsi="Wingdings" w:hint="default"/>
+        <w:sz w:val="20"/>
+      </w:rPr>
+    </w:lvl>
+    <w:lvl w:ilvl="7" w:tentative="1">
+      <w:start w:val="1"/>
+      <w:numFmt w:val="bullet"/>
+      <w:lvlText w:val=""/>
+      <w:lvlJc w:val="left"/>
+      <w:pPr>
+        <w:tabs>
+          <w:tab w:val="num" w:pos="6468"/>
+        </w:tabs>
+        <w:ind w:left="6468" w:hanging="360"/>
+      </w:pPr>
+      <w:rPr>
+        <w:rFonts w:ascii="Wingdings" w:hAnsi="Wingdings" w:hint="default"/>
+        <w:sz w:val="20"/>
+      </w:rPr>
+    </w:lvl>
+    <w:lvl w:ilvl="8" w:tentative="1">
+      <w:start w:val="1"/>
+      <w:numFmt w:val="bullet"/>
+      <w:lvlText w:val=""/>
+      <w:lvlJc w:val="left"/>
+      <w:pPr>
+        <w:tabs>
+          <w:tab w:val="num" w:pos="7188"/>
+        </w:tabs>
+        <w:ind w:left="7188" w:hanging="360"/>
+      </w:pPr>
+      <w:rPr>
+        <w:rFonts w:ascii="Wingdings" w:hAnsi="Wingdings" w:hint="default"/>
+        <w:sz w:val="20"/>
+      </w:rPr>
+    </w:lvl>
+  </w:abstractNum>
+  <w:abstractNum w:abstractNumId="4" w15:restartNumberingAfterBreak="0">
+    <w:nsid w:val="066B6B11"/>
+    <w:multiLevelType w:val="multilevel"/>
+    <w:tmpl w:val="A5FA12B8"/>
+    <w:lvl w:ilvl="0">
+      <w:start w:val="1"/>
+      <w:numFmt w:val="bullet"/>
+      <w:lvlText w:val="o"/>
+      <w:lvlJc w:val="left"/>
+      <w:pPr>
+        <w:tabs>
+          <w:tab w:val="num" w:pos="1428"/>
+        </w:tabs>
+        <w:ind w:left="1428" w:hanging="360"/>
+      </w:pPr>
+      <w:rPr>
+        <w:rFonts w:ascii="Courier New" w:hAnsi="Courier New" w:cs="Courier New" w:hint="default"/>
+        <w:sz w:val="20"/>
+      </w:rPr>
+    </w:lvl>
+    <w:lvl w:ilvl="1">
+      <w:start w:val="1"/>
+      <w:numFmt w:val="bullet"/>
+      <w:lvlText w:val="o"/>
+      <w:lvlJc w:val="left"/>
+      <w:pPr>
+        <w:tabs>
+          <w:tab w:val="num" w:pos="2148"/>
+        </w:tabs>
+        <w:ind w:left="2148" w:hanging="360"/>
+      </w:pPr>
+      <w:rPr>
+        <w:rFonts w:ascii="Courier New" w:hAnsi="Courier New" w:hint="default"/>
+        <w:sz w:val="20"/>
+      </w:rPr>
+    </w:lvl>
+    <w:lvl w:ilvl="2" w:tentative="1">
+      <w:start w:val="1"/>
+      <w:numFmt w:val="bullet"/>
+      <w:lvlText w:val=""/>
+      <w:lvlJc w:val="left"/>
+      <w:pPr>
+        <w:tabs>
+          <w:tab w:val="num" w:pos="2868"/>
+        </w:tabs>
+        <w:ind w:left="2868" w:hanging="360"/>
+      </w:pPr>
+      <w:rPr>
+        <w:rFonts w:ascii="Wingdings" w:hAnsi="Wingdings" w:hint="default"/>
+        <w:sz w:val="20"/>
+      </w:rPr>
+    </w:lvl>
+    <w:lvl w:ilvl="3" w:tentative="1">
+      <w:start w:val="1"/>
+      <w:numFmt w:val="bullet"/>
+      <w:lvlText w:val=""/>
+      <w:lvlJc w:val="left"/>
+      <w:pPr>
+        <w:tabs>
+          <w:tab w:val="num" w:pos="3588"/>
+        </w:tabs>
+        <w:ind w:left="3588" w:hanging="360"/>
+      </w:pPr>
+      <w:rPr>
+        <w:rFonts w:ascii="Wingdings" w:hAnsi="Wingdings" w:hint="default"/>
+        <w:sz w:val="20"/>
+      </w:rPr>
+    </w:lvl>
+    <w:lvl w:ilvl="4" w:tentative="1">
+      <w:start w:val="1"/>
+      <w:numFmt w:val="bullet"/>
+      <w:lvlText w:val=""/>
+      <w:lvlJc w:val="left"/>
+      <w:pPr>
+        <w:tabs>
+          <w:tab w:val="num" w:pos="4308"/>
+        </w:tabs>
+        <w:ind w:left="4308" w:hanging="360"/>
+      </w:pPr>
+      <w:rPr>
+        <w:rFonts w:ascii="Wingdings" w:hAnsi="Wingdings" w:hint="default"/>
+        <w:sz w:val="20"/>
+      </w:rPr>
+    </w:lvl>
+    <w:lvl w:ilvl="5" w:tentative="1">
+      <w:start w:val="1"/>
+      <w:numFmt w:val="bullet"/>
+      <w:lvlText w:val=""/>
+      <w:lvlJc w:val="left"/>
+      <w:pPr>
+        <w:tabs>
+          <w:tab w:val="num" w:pos="5028"/>
+        </w:tabs>
+        <w:ind w:left="5028" w:hanging="360"/>
+      </w:pPr>
+      <w:rPr>
+        <w:rFonts w:ascii="Wingdings" w:hAnsi="Wingdings" w:hint="default"/>
+        <w:sz w:val="20"/>
+      </w:rPr>
+    </w:lvl>
+    <w:lvl w:ilvl="6" w:tentative="1">
+      <w:start w:val="1"/>
+      <w:numFmt w:val="bullet"/>
+      <w:lvlText w:val=""/>
+      <w:lvlJc w:val="left"/>
+      <w:pPr>
+        <w:tabs>
+          <w:tab w:val="num" w:pos="5748"/>
+        </w:tabs>
+        <w:ind w:left="5748" w:hanging="360"/>
+      </w:pPr>
+      <w:rPr>
+        <w:rFonts w:ascii="Wingdings" w:hAnsi="Wingdings" w:hint="default"/>
+        <w:sz w:val="20"/>
+      </w:rPr>
+    </w:lvl>
+    <w:lvl w:ilvl="7" w:tentative="1">
+      <w:start w:val="1"/>
+      <w:numFmt w:val="bullet"/>
+      <w:lvlText w:val=""/>
+      <w:lvlJc w:val="left"/>
+      <w:pPr>
+        <w:tabs>
+          <w:tab w:val="num" w:pos="6468"/>
+        </w:tabs>
+        <w:ind w:left="6468" w:hanging="360"/>
+      </w:pPr>
+      <w:rPr>
+        <w:rFonts w:ascii="Wingdings" w:hAnsi="Wingdings" w:hint="default"/>
+        <w:sz w:val="20"/>
+      </w:rPr>
+    </w:lvl>
+    <w:lvl w:ilvl="8" w:tentative="1">
+      <w:start w:val="1"/>
+      <w:numFmt w:val="bullet"/>
+      <w:lvlText w:val=""/>
+      <w:lvlJc w:val="left"/>
+      <w:pPr>
+        <w:tabs>
+          <w:tab w:val="num" w:pos="7188"/>
+        </w:tabs>
+        <w:ind w:left="7188" w:hanging="360"/>
+      </w:pPr>
+      <w:rPr>
+        <w:rFonts w:ascii="Wingdings" w:hAnsi="Wingdings" w:hint="default"/>
+        <w:sz w:val="20"/>
+      </w:rPr>
+    </w:lvl>
+  </w:abstractNum>
+  <w:abstractNum w:abstractNumId="5" w15:restartNumberingAfterBreak="0">
+    <w:nsid w:val="0D1D4EB9"/>
+    <w:multiLevelType w:val="multilevel"/>
+    <w:tmpl w:val="A5FA12B8"/>
+    <w:lvl w:ilvl="0">
+      <w:start w:val="1"/>
+      <w:numFmt w:val="bullet"/>
+      <w:lvlText w:val="o"/>
+      <w:lvlJc w:val="left"/>
+      <w:pPr>
+        <w:tabs>
+          <w:tab w:val="num" w:pos="1428"/>
+        </w:tabs>
+        <w:ind w:left="1428" w:hanging="360"/>
+      </w:pPr>
+      <w:rPr>
+        <w:rFonts w:ascii="Courier New" w:hAnsi="Courier New" w:cs="Courier New" w:hint="default"/>
+        <w:sz w:val="20"/>
+      </w:rPr>
+    </w:lvl>
+    <w:lvl w:ilvl="1" w:tentative="1">
+      <w:start w:val="1"/>
+      <w:numFmt w:val="bullet"/>
+      <w:lvlText w:val="o"/>
+      <w:lvlJc w:val="left"/>
+      <w:pPr>
+        <w:tabs>
+          <w:tab w:val="num" w:pos="2148"/>
+        </w:tabs>
+        <w:ind w:left="2148" w:hanging="360"/>
+      </w:pPr>
+      <w:rPr>
+        <w:rFonts w:ascii="Courier New" w:hAnsi="Courier New" w:hint="default"/>
+        <w:sz w:val="20"/>
+      </w:rPr>
+    </w:lvl>
+    <w:lvl w:ilvl="2" w:tentative="1">
+      <w:start w:val="1"/>
+      <w:numFmt w:val="bullet"/>
+      <w:lvlText w:val=""/>
+      <w:lvlJc w:val="left"/>
+      <w:pPr>
+        <w:tabs>
+          <w:tab w:val="num" w:pos="2868"/>
+        </w:tabs>
+        <w:ind w:left="2868" w:hanging="360"/>
+      </w:pPr>
+      <w:rPr>
+        <w:rFonts w:ascii="Wingdings" w:hAnsi="Wingdings" w:hint="default"/>
+        <w:sz w:val="20"/>
+      </w:rPr>
+    </w:lvl>
+    <w:lvl w:ilvl="3" w:tentative="1">
+      <w:start w:val="1"/>
+      <w:numFmt w:val="bullet"/>
+      <w:lvlText w:val=""/>
+      <w:lvlJc w:val="left"/>
+      <w:pPr>
+        <w:tabs>
+          <w:tab w:val="num" w:pos="3588"/>
+        </w:tabs>
+        <w:ind w:left="3588" w:hanging="360"/>
+      </w:pPr>
+      <w:rPr>
+        <w:rFonts w:ascii="Wingdings" w:hAnsi="Wingdings" w:hint="default"/>
+        <w:sz w:val="20"/>
+      </w:rPr>
+    </w:lvl>
+    <w:lvl w:ilvl="4" w:tentative="1">
+      <w:start w:val="1"/>
+      <w:numFmt w:val="bullet"/>
+      <w:lvlText w:val=""/>
+      <w:lvlJc w:val="left"/>
+      <w:pPr>
+        <w:tabs>
+          <w:tab w:val="num" w:pos="4308"/>
+        </w:tabs>
+        <w:ind w:left="4308" w:hanging="360"/>
+      </w:pPr>
+      <w:rPr>
+        <w:rFonts w:ascii="Wingdings" w:hAnsi="Wingdings" w:hint="default"/>
+        <w:sz w:val="20"/>
+      </w:rPr>
+    </w:lvl>
+    <w:lvl w:ilvl="5" w:tentative="1">
+      <w:start w:val="1"/>
+      <w:numFmt w:val="bullet"/>
+      <w:lvlText w:val=""/>
+      <w:lvlJc w:val="left"/>
+      <w:pPr>
+        <w:tabs>
+          <w:tab w:val="num" w:pos="5028"/>
+        </w:tabs>
+        <w:ind w:left="5028" w:hanging="360"/>
+      </w:pPr>
+      <w:rPr>
+        <w:rFonts w:ascii="Wingdings" w:hAnsi="Wingdings" w:hint="default"/>
+        <w:sz w:val="20"/>
+      </w:rPr>
+    </w:lvl>
+    <w:lvl w:ilvl="6" w:tentative="1">
+      <w:start w:val="1"/>
+      <w:numFmt w:val="bullet"/>
+      <w:lvlText w:val=""/>
+      <w:lvlJc w:val="left"/>
+      <w:pPr>
+        <w:tabs>
+          <w:tab w:val="num" w:pos="5748"/>
+        </w:tabs>
+        <w:ind w:left="5748" w:hanging="360"/>
+      </w:pPr>
+      <w:rPr>
+        <w:rFonts w:ascii="Wingdings" w:hAnsi="Wingdings" w:hint="default"/>
+        <w:sz w:val="20"/>
+      </w:rPr>
+    </w:lvl>
+    <w:lvl w:ilvl="7" w:tentative="1">
+      <w:start w:val="1"/>
+      <w:numFmt w:val="bullet"/>
+      <w:lvlText w:val=""/>
+      <w:lvlJc w:val="left"/>
+      <w:pPr>
+        <w:tabs>
+          <w:tab w:val="num" w:pos="6468"/>
+        </w:tabs>
+        <w:ind w:left="6468" w:hanging="360"/>
+      </w:pPr>
+      <w:rPr>
+        <w:rFonts w:ascii="Wingdings" w:hAnsi="Wingdings" w:hint="default"/>
+        <w:sz w:val="20"/>
+      </w:rPr>
+    </w:lvl>
+    <w:lvl w:ilvl="8" w:tentative="1">
+      <w:start w:val="1"/>
+      <w:numFmt w:val="bullet"/>
+      <w:lvlText w:val=""/>
+      <w:lvlJc w:val="left"/>
+      <w:pPr>
+        <w:tabs>
+          <w:tab w:val="num" w:pos="7188"/>
+        </w:tabs>
+        <w:ind w:left="7188" w:hanging="360"/>
+      </w:pPr>
+      <w:rPr>
+        <w:rFonts w:ascii="Wingdings" w:hAnsi="Wingdings" w:hint="default"/>
+        <w:sz w:val="20"/>
+      </w:rPr>
+    </w:lvl>
+  </w:abstractNum>
+  <w:abstractNum w:abstractNumId="6" w15:restartNumberingAfterBreak="0">
     <w:nsid w:val="124345B8"/>
     <w:multiLevelType w:val="hybridMultilevel"/>
     <w:tmpl w:val="DC9271B8"/>
@@ -1370,7 +2071,7 @@
       </w:rPr>
     </w:lvl>
   </w:abstractNum>
-  <w:abstractNum w:abstractNumId="3" w15:restartNumberingAfterBreak="0">
+  <w:abstractNum w:abstractNumId="7" w15:restartNumberingAfterBreak="0">
     <w:nsid w:val="136550CB"/>
     <w:multiLevelType w:val="multilevel"/>
     <w:tmpl w:val="6C7EA6EE"/>
@@ -1491,7 +2192,156 @@
       </w:rPr>
     </w:lvl>
   </w:abstractNum>
-  <w:abstractNum w:abstractNumId="4" w15:restartNumberingAfterBreak="0">
+  <w:abstractNum w:abstractNumId="8" w15:restartNumberingAfterBreak="0">
+    <w:nsid w:val="13706E13"/>
+    <w:multiLevelType w:val="multilevel"/>
+    <w:tmpl w:val="A5FA12B8"/>
+    <w:lvl w:ilvl="0">
+      <w:start w:val="1"/>
+      <w:numFmt w:val="bullet"/>
+      <w:lvlText w:val="o"/>
+      <w:lvlJc w:val="left"/>
+      <w:pPr>
+        <w:tabs>
+          <w:tab w:val="num" w:pos="1428"/>
+        </w:tabs>
+        <w:ind w:left="1428" w:hanging="360"/>
+      </w:pPr>
+      <w:rPr>
+        <w:rFonts w:ascii="Courier New" w:hAnsi="Courier New" w:cs="Courier New" w:hint="default"/>
+        <w:sz w:val="20"/>
+      </w:rPr>
+    </w:lvl>
+    <w:lvl w:ilvl="1" w:tentative="1">
+      <w:start w:val="1"/>
+      <w:numFmt w:val="bullet"/>
+      <w:lvlText w:val="o"/>
+      <w:lvlJc w:val="left"/>
+      <w:pPr>
+        <w:tabs>
+          <w:tab w:val="num" w:pos="2148"/>
+        </w:tabs>
+        <w:ind w:left="2148" w:hanging="360"/>
+      </w:pPr>
+      <w:rPr>
+        <w:rFonts w:ascii="Courier New" w:hAnsi="Courier New" w:hint="default"/>
+        <w:sz w:val="20"/>
+      </w:rPr>
+    </w:lvl>
+    <w:lvl w:ilvl="2" w:tentative="1">
+      <w:start w:val="1"/>
+      <w:numFmt w:val="bullet"/>
+      <w:lvlText w:val=""/>
+      <w:lvlJc w:val="left"/>
+      <w:pPr>
+        <w:tabs>
+          <w:tab w:val="num" w:pos="2868"/>
+        </w:tabs>
+        <w:ind w:left="2868" w:hanging="360"/>
+      </w:pPr>
+      <w:rPr>
+        <w:rFonts w:ascii="Wingdings" w:hAnsi="Wingdings" w:hint="default"/>
+        <w:sz w:val="20"/>
+      </w:rPr>
+    </w:lvl>
+    <w:lvl w:ilvl="3" w:tentative="1">
+      <w:start w:val="1"/>
+      <w:numFmt w:val="bullet"/>
+      <w:lvlText w:val=""/>
+      <w:lvlJc w:val="left"/>
+      <w:pPr>
+        <w:tabs>
+          <w:tab w:val="num" w:pos="3588"/>
+        </w:tabs>
+        <w:ind w:left="3588" w:hanging="360"/>
+      </w:pPr>
+      <w:rPr>
+        <w:rFonts w:ascii="Wingdings" w:hAnsi="Wingdings" w:hint="default"/>
+        <w:sz w:val="20"/>
+      </w:rPr>
+    </w:lvl>
+    <w:lvl w:ilvl="4" w:tentative="1">
+      <w:start w:val="1"/>
+      <w:numFmt w:val="bullet"/>
+      <w:lvlText w:val=""/>
+      <w:lvlJc w:val="left"/>
+      <w:pPr>
+        <w:tabs>
+          <w:tab w:val="num" w:pos="4308"/>
+        </w:tabs>
+        <w:ind w:left="4308" w:hanging="360"/>
+      </w:pPr>
+      <w:rPr>
+        <w:rFonts w:ascii="Wingdings" w:hAnsi="Wingdings" w:hint="default"/>
+        <w:sz w:val="20"/>
+      </w:rPr>
+    </w:lvl>
+    <w:lvl w:ilvl="5" w:tentative="1">
+      <w:start w:val="1"/>
+      <w:numFmt w:val="bullet"/>
+      <w:lvlText w:val=""/>
+      <w:lvlJc w:val="left"/>
+      <w:pPr>
+        <w:tabs>
+          <w:tab w:val="num" w:pos="5028"/>
+        </w:tabs>
+        <w:ind w:left="5028" w:hanging="360"/>
+      </w:pPr>
+      <w:rPr>
+        <w:rFonts w:ascii="Wingdings" w:hAnsi="Wingdings" w:hint="default"/>
+        <w:sz w:val="20"/>
+      </w:rPr>
+    </w:lvl>
+    <w:lvl w:ilvl="6" w:tentative="1">
+      <w:start w:val="1"/>
+      <w:numFmt w:val="bullet"/>
+      <w:lvlText w:val=""/>
+      <w:lvlJc w:val="left"/>
+      <w:pPr>
+        <w:tabs>
+          <w:tab w:val="num" w:pos="5748"/>
+        </w:tabs>
+        <w:ind w:left="5748" w:hanging="360"/>
+      </w:pPr>
+      <w:rPr>
+        <w:rFonts w:ascii="Wingdings" w:hAnsi="Wingdings" w:hint="default"/>
+        <w:sz w:val="20"/>
+      </w:rPr>
+    </w:lvl>
+    <w:lvl w:ilvl="7" w:tentative="1">
+      <w:start w:val="1"/>
+      <w:numFmt w:val="bullet"/>
+      <w:lvlText w:val=""/>
+      <w:lvlJc w:val="left"/>
+      <w:pPr>
+        <w:tabs>
+          <w:tab w:val="num" w:pos="6468"/>
+        </w:tabs>
+        <w:ind w:left="6468" w:hanging="360"/>
+      </w:pPr>
+      <w:rPr>
+        <w:rFonts w:ascii="Wingdings" w:hAnsi="Wingdings" w:hint="default"/>
+        <w:sz w:val="20"/>
+      </w:rPr>
+    </w:lvl>
+    <w:lvl w:ilvl="8" w:tentative="1">
+      <w:start w:val="1"/>
+      <w:numFmt w:val="bullet"/>
+      <w:lvlText w:val=""/>
+      <w:lvlJc w:val="left"/>
+      <w:pPr>
+        <w:tabs>
+          <w:tab w:val="num" w:pos="7188"/>
+        </w:tabs>
+        <w:ind w:left="7188" w:hanging="360"/>
+      </w:pPr>
+      <w:rPr>
+        <w:rFonts w:ascii="Wingdings" w:hAnsi="Wingdings" w:hint="default"/>
+        <w:sz w:val="20"/>
+      </w:rPr>
+    </w:lvl>
+  </w:abstractNum>
+  <w:abstractNum w:abstractNumId="9" w15:restartNumberingAfterBreak="0">
     <w:nsid w:val="16F26AA8"/>
     <w:multiLevelType w:val="hybridMultilevel"/>
     <w:tmpl w:val="E5BAB32C"/>
@@ -1604,7 +2454,7 @@
       </w:rPr>
     </w:lvl>
   </w:abstractNum>
-  <w:abstractNum w:abstractNumId="5" w15:restartNumberingAfterBreak="0">
+  <w:abstractNum w:abstractNumId="10" w15:restartNumberingAfterBreak="0">
     <w:nsid w:val="178B7751"/>
     <w:multiLevelType w:val="hybridMultilevel"/>
     <w:tmpl w:val="58E813E8"/>
@@ -1717,7 +2567,156 @@
       </w:rPr>
     </w:lvl>
   </w:abstractNum>
-  <w:abstractNum w:abstractNumId="6" w15:restartNumberingAfterBreak="0">
+  <w:abstractNum w:abstractNumId="11" w15:restartNumberingAfterBreak="0">
+    <w:nsid w:val="28074F71"/>
+    <w:multiLevelType w:val="multilevel"/>
+    <w:tmpl w:val="F5485BBA"/>
+    <w:lvl w:ilvl="0">
+      <w:start w:val="1"/>
+      <w:numFmt w:val="bullet"/>
+      <w:lvlText w:val=""/>
+      <w:lvlJc w:val="left"/>
+      <w:pPr>
+        <w:tabs>
+          <w:tab w:val="num" w:pos="1428"/>
+        </w:tabs>
+        <w:ind w:left="1428" w:hanging="360"/>
+      </w:pPr>
+      <w:rPr>
+        <w:rFonts w:ascii="Symbol" w:hAnsi="Symbol" w:hint="default"/>
+        <w:sz w:val="20"/>
+      </w:rPr>
+    </w:lvl>
+    <w:lvl w:ilvl="1" w:tentative="1">
+      <w:start w:val="1"/>
+      <w:numFmt w:val="bullet"/>
+      <w:lvlText w:val="o"/>
+      <w:lvlJc w:val="left"/>
+      <w:pPr>
+        <w:tabs>
+          <w:tab w:val="num" w:pos="2148"/>
+        </w:tabs>
+        <w:ind w:left="2148" w:hanging="360"/>
+      </w:pPr>
+      <w:rPr>
+        <w:rFonts w:ascii="Courier New" w:hAnsi="Courier New" w:hint="default"/>
+        <w:sz w:val="20"/>
+      </w:rPr>
+    </w:lvl>
+    <w:lvl w:ilvl="2" w:tentative="1">
+      <w:start w:val="1"/>
+      <w:numFmt w:val="bullet"/>
+      <w:lvlText w:val=""/>
+      <w:lvlJc w:val="left"/>
+      <w:pPr>
+        <w:tabs>
+          <w:tab w:val="num" w:pos="2868"/>
+        </w:tabs>
+        <w:ind w:left="2868" w:hanging="360"/>
+      </w:pPr>
+      <w:rPr>
+        <w:rFonts w:ascii="Wingdings" w:hAnsi="Wingdings" w:hint="default"/>
+        <w:sz w:val="20"/>
+      </w:rPr>
+    </w:lvl>
+    <w:lvl w:ilvl="3" w:tentative="1">
+      <w:start w:val="1"/>
+      <w:numFmt w:val="bullet"/>
+      <w:lvlText w:val=""/>
+      <w:lvlJc w:val="left"/>
+      <w:pPr>
+        <w:tabs>
+          <w:tab w:val="num" w:pos="3588"/>
+        </w:tabs>
+        <w:ind w:left="3588" w:hanging="360"/>
+      </w:pPr>
+      <w:rPr>
+        <w:rFonts w:ascii="Wingdings" w:hAnsi="Wingdings" w:hint="default"/>
+        <w:sz w:val="20"/>
+      </w:rPr>
+    </w:lvl>
+    <w:lvl w:ilvl="4" w:tentative="1">
+      <w:start w:val="1"/>
+      <w:numFmt w:val="bullet"/>
+      <w:lvlText w:val=""/>
+      <w:lvlJc w:val="left"/>
+      <w:pPr>
+        <w:tabs>
+          <w:tab w:val="num" w:pos="4308"/>
+        </w:tabs>
+        <w:ind w:left="4308" w:hanging="360"/>
+      </w:pPr>
+      <w:rPr>
+        <w:rFonts w:ascii="Wingdings" w:hAnsi="Wingdings" w:hint="default"/>
+        <w:sz w:val="20"/>
+      </w:rPr>
+    </w:lvl>
+    <w:lvl w:ilvl="5" w:tentative="1">
+      <w:start w:val="1"/>
+      <w:numFmt w:val="bullet"/>
+      <w:lvlText w:val=""/>
+      <w:lvlJc w:val="left"/>
+      <w:pPr>
+        <w:tabs>
+          <w:tab w:val="num" w:pos="5028"/>
+        </w:tabs>
+        <w:ind w:left="5028" w:hanging="360"/>
+      </w:pPr>
+      <w:rPr>
+        <w:rFonts w:ascii="Wingdings" w:hAnsi="Wingdings" w:hint="default"/>
+        <w:sz w:val="20"/>
+      </w:rPr>
+    </w:lvl>
+    <w:lvl w:ilvl="6" w:tentative="1">
+      <w:start w:val="1"/>
+      <w:numFmt w:val="bullet"/>
+      <w:lvlText w:val=""/>
+      <w:lvlJc w:val="left"/>
+      <w:pPr>
+        <w:tabs>
+          <w:tab w:val="num" w:pos="5748"/>
+        </w:tabs>
+        <w:ind w:left="5748" w:hanging="360"/>
+      </w:pPr>
+      <w:rPr>
+        <w:rFonts w:ascii="Wingdings" w:hAnsi="Wingdings" w:hint="default"/>
+        <w:sz w:val="20"/>
+      </w:rPr>
+    </w:lvl>
+    <w:lvl w:ilvl="7" w:tentative="1">
+      <w:start w:val="1"/>
+      <w:numFmt w:val="bullet"/>
+      <w:lvlText w:val=""/>
+      <w:lvlJc w:val="left"/>
+      <w:pPr>
+        <w:tabs>
+          <w:tab w:val="num" w:pos="6468"/>
+        </w:tabs>
+        <w:ind w:left="6468" w:hanging="360"/>
+      </w:pPr>
+      <w:rPr>
+        <w:rFonts w:ascii="Wingdings" w:hAnsi="Wingdings" w:hint="default"/>
+        <w:sz w:val="20"/>
+      </w:rPr>
+    </w:lvl>
+    <w:lvl w:ilvl="8" w:tentative="1">
+      <w:start w:val="1"/>
+      <w:numFmt w:val="bullet"/>
+      <w:lvlText w:val=""/>
+      <w:lvlJc w:val="left"/>
+      <w:pPr>
+        <w:tabs>
+          <w:tab w:val="num" w:pos="7188"/>
+        </w:tabs>
+        <w:ind w:left="7188" w:hanging="360"/>
+      </w:pPr>
+      <w:rPr>
+        <w:rFonts w:ascii="Wingdings" w:hAnsi="Wingdings" w:hint="default"/>
+        <w:sz w:val="20"/>
+      </w:rPr>
+    </w:lvl>
+  </w:abstractNum>
+  <w:abstractNum w:abstractNumId="12" w15:restartNumberingAfterBreak="0">
     <w:nsid w:val="2A4B362C"/>
     <w:multiLevelType w:val="hybridMultilevel"/>
     <w:tmpl w:val="DBF8442E"/>
@@ -1830,7 +2829,7 @@
       </w:rPr>
     </w:lvl>
   </w:abstractNum>
-  <w:abstractNum w:abstractNumId="7" w15:restartNumberingAfterBreak="0">
+  <w:abstractNum w:abstractNumId="13" w15:restartNumberingAfterBreak="0">
     <w:nsid w:val="2F992CBD"/>
     <w:multiLevelType w:val="hybridMultilevel"/>
     <w:tmpl w:val="295401EC"/>
@@ -1943,7 +2942,7 @@
       </w:rPr>
     </w:lvl>
   </w:abstractNum>
-  <w:abstractNum w:abstractNumId="8" w15:restartNumberingAfterBreak="0">
+  <w:abstractNum w:abstractNumId="14" w15:restartNumberingAfterBreak="0">
     <w:nsid w:val="325E0F18"/>
     <w:multiLevelType w:val="hybridMultilevel"/>
     <w:tmpl w:val="A0FC542C"/>
@@ -2056,7 +3055,7 @@
       </w:rPr>
     </w:lvl>
   </w:abstractNum>
-  <w:abstractNum w:abstractNumId="9" w15:restartNumberingAfterBreak="0">
+  <w:abstractNum w:abstractNumId="15" w15:restartNumberingAfterBreak="0">
     <w:nsid w:val="35EB2CFF"/>
     <w:multiLevelType w:val="hybridMultilevel"/>
     <w:tmpl w:val="F4A87B34"/>
@@ -2169,7 +3168,7 @@
       </w:rPr>
     </w:lvl>
   </w:abstractNum>
-  <w:abstractNum w:abstractNumId="10" w15:restartNumberingAfterBreak="0">
+  <w:abstractNum w:abstractNumId="16" w15:restartNumberingAfterBreak="0">
     <w:nsid w:val="36CB4167"/>
     <w:multiLevelType w:val="multilevel"/>
     <w:tmpl w:val="904AD112"/>
@@ -2290,7 +3289,7 @@
       </w:pPr>
     </w:lvl>
   </w:abstractNum>
-  <w:abstractNum w:abstractNumId="11" w15:restartNumberingAfterBreak="0">
+  <w:abstractNum w:abstractNumId="17" w15:restartNumberingAfterBreak="0">
     <w:nsid w:val="46EA4F4B"/>
     <w:multiLevelType w:val="hybridMultilevel"/>
     <w:tmpl w:val="6F628F1A"/>
@@ -2403,7 +3402,7 @@
       </w:rPr>
     </w:lvl>
   </w:abstractNum>
-  <w:abstractNum w:abstractNumId="12" w15:restartNumberingAfterBreak="0">
+  <w:abstractNum w:abstractNumId="18" w15:restartNumberingAfterBreak="0">
     <w:nsid w:val="4EFA0CDC"/>
     <w:multiLevelType w:val="multilevel"/>
     <w:tmpl w:val="1152E6FE"/>
@@ -2552,7 +3551,7 @@
       </w:rPr>
     </w:lvl>
   </w:abstractNum>
-  <w:abstractNum w:abstractNumId="13" w15:restartNumberingAfterBreak="0">
+  <w:abstractNum w:abstractNumId="19" w15:restartNumberingAfterBreak="0">
     <w:nsid w:val="53A7081C"/>
     <w:multiLevelType w:val="hybridMultilevel"/>
     <w:tmpl w:val="9DA44674"/>
@@ -2665,7 +3664,156 @@
       </w:rPr>
     </w:lvl>
   </w:abstractNum>
-  <w:abstractNum w:abstractNumId="14" w15:restartNumberingAfterBreak="0">
+  <w:abstractNum w:abstractNumId="20" w15:restartNumberingAfterBreak="0">
+    <w:nsid w:val="586845AB"/>
+    <w:multiLevelType w:val="multilevel"/>
+    <w:tmpl w:val="A5FA12B8"/>
+    <w:lvl w:ilvl="0">
+      <w:start w:val="1"/>
+      <w:numFmt w:val="bullet"/>
+      <w:lvlText w:val="o"/>
+      <w:lvlJc w:val="left"/>
+      <w:pPr>
+        <w:tabs>
+          <w:tab w:val="num" w:pos="1428"/>
+        </w:tabs>
+        <w:ind w:left="1428" w:hanging="360"/>
+      </w:pPr>
+      <w:rPr>
+        <w:rFonts w:ascii="Courier New" w:hAnsi="Courier New" w:cs="Courier New" w:hint="default"/>
+        <w:sz w:val="20"/>
+      </w:rPr>
+    </w:lvl>
+    <w:lvl w:ilvl="1">
+      <w:start w:val="1"/>
+      <w:numFmt w:val="bullet"/>
+      <w:lvlText w:val="o"/>
+      <w:lvlJc w:val="left"/>
+      <w:pPr>
+        <w:tabs>
+          <w:tab w:val="num" w:pos="2148"/>
+        </w:tabs>
+        <w:ind w:left="2148" w:hanging="360"/>
+      </w:pPr>
+      <w:rPr>
+        <w:rFonts w:ascii="Courier New" w:hAnsi="Courier New" w:hint="default"/>
+        <w:sz w:val="20"/>
+      </w:rPr>
+    </w:lvl>
+    <w:lvl w:ilvl="2" w:tentative="1">
+      <w:start w:val="1"/>
+      <w:numFmt w:val="bullet"/>
+      <w:lvlText w:val=""/>
+      <w:lvlJc w:val="left"/>
+      <w:pPr>
+        <w:tabs>
+          <w:tab w:val="num" w:pos="2868"/>
+        </w:tabs>
+        <w:ind w:left="2868" w:hanging="360"/>
+      </w:pPr>
+      <w:rPr>
+        <w:rFonts w:ascii="Wingdings" w:hAnsi="Wingdings" w:hint="default"/>
+        <w:sz w:val="20"/>
+      </w:rPr>
+    </w:lvl>
+    <w:lvl w:ilvl="3" w:tentative="1">
+      <w:start w:val="1"/>
+      <w:numFmt w:val="bullet"/>
+      <w:lvlText w:val=""/>
+      <w:lvlJc w:val="left"/>
+      <w:pPr>
+        <w:tabs>
+          <w:tab w:val="num" w:pos="3588"/>
+        </w:tabs>
+        <w:ind w:left="3588" w:hanging="360"/>
+      </w:pPr>
+      <w:rPr>
+        <w:rFonts w:ascii="Wingdings" w:hAnsi="Wingdings" w:hint="default"/>
+        <w:sz w:val="20"/>
+      </w:rPr>
+    </w:lvl>
+    <w:lvl w:ilvl="4" w:tentative="1">
+      <w:start w:val="1"/>
+      <w:numFmt w:val="bullet"/>
+      <w:lvlText w:val=""/>
+      <w:lvlJc w:val="left"/>
+      <w:pPr>
+        <w:tabs>
+          <w:tab w:val="num" w:pos="4308"/>
+        </w:tabs>
+        <w:ind w:left="4308" w:hanging="360"/>
+      </w:pPr>
+      <w:rPr>
+        <w:rFonts w:ascii="Wingdings" w:hAnsi="Wingdings" w:hint="default"/>
+        <w:sz w:val="20"/>
+      </w:rPr>
+    </w:lvl>
+    <w:lvl w:ilvl="5" w:tentative="1">
+      <w:start w:val="1"/>
+      <w:numFmt w:val="bullet"/>
+      <w:lvlText w:val=""/>
+      <w:lvlJc w:val="left"/>
+      <w:pPr>
+        <w:tabs>
+          <w:tab w:val="num" w:pos="5028"/>
+        </w:tabs>
+        <w:ind w:left="5028" w:hanging="360"/>
+      </w:pPr>
+      <w:rPr>
+        <w:rFonts w:ascii="Wingdings" w:hAnsi="Wingdings" w:hint="default"/>
+        <w:sz w:val="20"/>
+      </w:rPr>
+    </w:lvl>
+    <w:lvl w:ilvl="6" w:tentative="1">
+      <w:start w:val="1"/>
+      <w:numFmt w:val="bullet"/>
+      <w:lvlText w:val=""/>
+      <w:lvlJc w:val="left"/>
+      <w:pPr>
+        <w:tabs>
+          <w:tab w:val="num" w:pos="5748"/>
+        </w:tabs>
+        <w:ind w:left="5748" w:hanging="360"/>
+      </w:pPr>
+      <w:rPr>
+        <w:rFonts w:ascii="Wingdings" w:hAnsi="Wingdings" w:hint="default"/>
+        <w:sz w:val="20"/>
+      </w:rPr>
+    </w:lvl>
+    <w:lvl w:ilvl="7" w:tentative="1">
+      <w:start w:val="1"/>
+      <w:numFmt w:val="bullet"/>
+      <w:lvlText w:val=""/>
+      <w:lvlJc w:val="left"/>
+      <w:pPr>
+        <w:tabs>
+          <w:tab w:val="num" w:pos="6468"/>
+        </w:tabs>
+        <w:ind w:left="6468" w:hanging="360"/>
+      </w:pPr>
+      <w:rPr>
+        <w:rFonts w:ascii="Wingdings" w:hAnsi="Wingdings" w:hint="default"/>
+        <w:sz w:val="20"/>
+      </w:rPr>
+    </w:lvl>
+    <w:lvl w:ilvl="8" w:tentative="1">
+      <w:start w:val="1"/>
+      <w:numFmt w:val="bullet"/>
+      <w:lvlText w:val=""/>
+      <w:lvlJc w:val="left"/>
+      <w:pPr>
+        <w:tabs>
+          <w:tab w:val="num" w:pos="7188"/>
+        </w:tabs>
+        <w:ind w:left="7188" w:hanging="360"/>
+      </w:pPr>
+      <w:rPr>
+        <w:rFonts w:ascii="Wingdings" w:hAnsi="Wingdings" w:hint="default"/>
+        <w:sz w:val="20"/>
+      </w:rPr>
+    </w:lvl>
+  </w:abstractNum>
+  <w:abstractNum w:abstractNumId="21" w15:restartNumberingAfterBreak="0">
     <w:nsid w:val="5A0B322A"/>
     <w:multiLevelType w:val="hybridMultilevel"/>
     <w:tmpl w:val="5BF2E0EA"/>
@@ -2778,7 +3926,7 @@
       </w:rPr>
     </w:lvl>
   </w:abstractNum>
-  <w:abstractNum w:abstractNumId="15" w15:restartNumberingAfterBreak="0">
+  <w:abstractNum w:abstractNumId="22" w15:restartNumberingAfterBreak="0">
     <w:nsid w:val="5A22257E"/>
     <w:multiLevelType w:val="hybridMultilevel"/>
     <w:tmpl w:val="1CB8246C"/>
@@ -2891,7 +4039,7 @@
       </w:rPr>
     </w:lvl>
   </w:abstractNum>
-  <w:abstractNum w:abstractNumId="16" w15:restartNumberingAfterBreak="0">
+  <w:abstractNum w:abstractNumId="23" w15:restartNumberingAfterBreak="0">
     <w:nsid w:val="5A3149DF"/>
     <w:multiLevelType w:val="hybridMultilevel"/>
     <w:tmpl w:val="59D4A322"/>
@@ -3004,7 +4152,7 @@
       </w:rPr>
     </w:lvl>
   </w:abstractNum>
-  <w:abstractNum w:abstractNumId="17" w15:restartNumberingAfterBreak="0">
+  <w:abstractNum w:abstractNumId="24" w15:restartNumberingAfterBreak="0">
     <w:nsid w:val="611A66B9"/>
     <w:multiLevelType w:val="hybridMultilevel"/>
     <w:tmpl w:val="3FDC324A"/>
@@ -3117,7 +4265,7 @@
       </w:rPr>
     </w:lvl>
   </w:abstractNum>
-  <w:abstractNum w:abstractNumId="18" w15:restartNumberingAfterBreak="0">
+  <w:abstractNum w:abstractNumId="25" w15:restartNumberingAfterBreak="0">
     <w:nsid w:val="695C3C60"/>
     <w:multiLevelType w:val="hybridMultilevel"/>
     <w:tmpl w:val="D3ECAC1A"/>
@@ -3230,7 +4378,7 @@
       </w:rPr>
     </w:lvl>
   </w:abstractNum>
-  <w:abstractNum w:abstractNumId="19" w15:restartNumberingAfterBreak="0">
+  <w:abstractNum w:abstractNumId="26" w15:restartNumberingAfterBreak="0">
     <w:nsid w:val="69D01B3C"/>
     <w:multiLevelType w:val="hybridMultilevel"/>
     <w:tmpl w:val="25127336"/>
@@ -3343,7 +4491,7 @@
       </w:rPr>
     </w:lvl>
   </w:abstractNum>
-  <w:abstractNum w:abstractNumId="20" w15:restartNumberingAfterBreak="0">
+  <w:abstractNum w:abstractNumId="27" w15:restartNumberingAfterBreak="0">
     <w:nsid w:val="6AE93451"/>
     <w:multiLevelType w:val="multilevel"/>
     <w:tmpl w:val="896A2C84"/>
@@ -3456,7 +4604,7 @@
       </w:pPr>
     </w:lvl>
   </w:abstractNum>
-  <w:abstractNum w:abstractNumId="21" w15:restartNumberingAfterBreak="0">
+  <w:abstractNum w:abstractNumId="28" w15:restartNumberingAfterBreak="0">
     <w:nsid w:val="722B3F25"/>
     <w:multiLevelType w:val="hybridMultilevel"/>
     <w:tmpl w:val="3B08FA40"/>
@@ -3569,7 +4717,7 @@
       </w:rPr>
     </w:lvl>
   </w:abstractNum>
-  <w:abstractNum w:abstractNumId="22" w15:restartNumberingAfterBreak="0">
+  <w:abstractNum w:abstractNumId="29" w15:restartNumberingAfterBreak="0">
     <w:nsid w:val="72C94BF4"/>
     <w:multiLevelType w:val="hybridMultilevel"/>
     <w:tmpl w:val="072C5F4A"/>
@@ -3682,7 +4830,7 @@
       </w:rPr>
     </w:lvl>
   </w:abstractNum>
-  <w:abstractNum w:abstractNumId="23" w15:restartNumberingAfterBreak="0">
+  <w:abstractNum w:abstractNumId="30" w15:restartNumberingAfterBreak="0">
     <w:nsid w:val="767A065B"/>
     <w:multiLevelType w:val="hybridMultilevel"/>
     <w:tmpl w:val="212009EA"/>
@@ -3795,7 +4943,156 @@
       </w:rPr>
     </w:lvl>
   </w:abstractNum>
-  <w:abstractNum w:abstractNumId="24" w15:restartNumberingAfterBreak="0">
+  <w:abstractNum w:abstractNumId="31" w15:restartNumberingAfterBreak="0">
+    <w:nsid w:val="7CC02531"/>
+    <w:multiLevelType w:val="multilevel"/>
+    <w:tmpl w:val="A5FA12B8"/>
+    <w:lvl w:ilvl="0">
+      <w:start w:val="1"/>
+      <w:numFmt w:val="bullet"/>
+      <w:lvlText w:val="o"/>
+      <w:lvlJc w:val="left"/>
+      <w:pPr>
+        <w:tabs>
+          <w:tab w:val="num" w:pos="1428"/>
+        </w:tabs>
+        <w:ind w:left="1428" w:hanging="360"/>
+      </w:pPr>
+      <w:rPr>
+        <w:rFonts w:ascii="Courier New" w:hAnsi="Courier New" w:cs="Courier New" w:hint="default"/>
+        <w:sz w:val="20"/>
+      </w:rPr>
+    </w:lvl>
+    <w:lvl w:ilvl="1">
+      <w:start w:val="1"/>
+      <w:numFmt w:val="bullet"/>
+      <w:lvlText w:val="o"/>
+      <w:lvlJc w:val="left"/>
+      <w:pPr>
+        <w:tabs>
+          <w:tab w:val="num" w:pos="2148"/>
+        </w:tabs>
+        <w:ind w:left="2148" w:hanging="360"/>
+      </w:pPr>
+      <w:rPr>
+        <w:rFonts w:ascii="Courier New" w:hAnsi="Courier New" w:hint="default"/>
+        <w:sz w:val="20"/>
+      </w:rPr>
+    </w:lvl>
+    <w:lvl w:ilvl="2" w:tentative="1">
+      <w:start w:val="1"/>
+      <w:numFmt w:val="bullet"/>
+      <w:lvlText w:val=""/>
+      <w:lvlJc w:val="left"/>
+      <w:pPr>
+        <w:tabs>
+          <w:tab w:val="num" w:pos="2868"/>
+        </w:tabs>
+        <w:ind w:left="2868" w:hanging="360"/>
+      </w:pPr>
+      <w:rPr>
+        <w:rFonts w:ascii="Wingdings" w:hAnsi="Wingdings" w:hint="default"/>
+        <w:sz w:val="20"/>
+      </w:rPr>
+    </w:lvl>
+    <w:lvl w:ilvl="3" w:tentative="1">
+      <w:start w:val="1"/>
+      <w:numFmt w:val="bullet"/>
+      <w:lvlText w:val=""/>
+      <w:lvlJc w:val="left"/>
+      <w:pPr>
+        <w:tabs>
+          <w:tab w:val="num" w:pos="3588"/>
+        </w:tabs>
+        <w:ind w:left="3588" w:hanging="360"/>
+      </w:pPr>
+      <w:rPr>
+        <w:rFonts w:ascii="Wingdings" w:hAnsi="Wingdings" w:hint="default"/>
+        <w:sz w:val="20"/>
+      </w:rPr>
+    </w:lvl>
+    <w:lvl w:ilvl="4" w:tentative="1">
+      <w:start w:val="1"/>
+      <w:numFmt w:val="bullet"/>
+      <w:lvlText w:val=""/>
+      <w:lvlJc w:val="left"/>
+      <w:pPr>
+        <w:tabs>
+          <w:tab w:val="num" w:pos="4308"/>
+        </w:tabs>
+        <w:ind w:left="4308" w:hanging="360"/>
+      </w:pPr>
+      <w:rPr>
+        <w:rFonts w:ascii="Wingdings" w:hAnsi="Wingdings" w:hint="default"/>
+        <w:sz w:val="20"/>
+      </w:rPr>
+    </w:lvl>
+    <w:lvl w:ilvl="5" w:tentative="1">
+      <w:start w:val="1"/>
+      <w:numFmt w:val="bullet"/>
+      <w:lvlText w:val=""/>
+      <w:lvlJc w:val="left"/>
+      <w:pPr>
+        <w:tabs>
+          <w:tab w:val="num" w:pos="5028"/>
+        </w:tabs>
+        <w:ind w:left="5028" w:hanging="360"/>
+      </w:pPr>
+      <w:rPr>
+        <w:rFonts w:ascii="Wingdings" w:hAnsi="Wingdings" w:hint="default"/>
+        <w:sz w:val="20"/>
+      </w:rPr>
+    </w:lvl>
+    <w:lvl w:ilvl="6" w:tentative="1">
+      <w:start w:val="1"/>
+      <w:numFmt w:val="bullet"/>
+      <w:lvlText w:val=""/>
+      <w:lvlJc w:val="left"/>
+      <w:pPr>
+        <w:tabs>
+          <w:tab w:val="num" w:pos="5748"/>
+        </w:tabs>
+        <w:ind w:left="5748" w:hanging="360"/>
+      </w:pPr>
+      <w:rPr>
+        <w:rFonts w:ascii="Wingdings" w:hAnsi="Wingdings" w:hint="default"/>
+        <w:sz w:val="20"/>
+      </w:rPr>
+    </w:lvl>
+    <w:lvl w:ilvl="7" w:tentative="1">
+      <w:start w:val="1"/>
+      <w:numFmt w:val="bullet"/>
+      <w:lvlText w:val=""/>
+      <w:lvlJc w:val="left"/>
+      <w:pPr>
+        <w:tabs>
+          <w:tab w:val="num" w:pos="6468"/>
+        </w:tabs>
+        <w:ind w:left="6468" w:hanging="360"/>
+      </w:pPr>
+      <w:rPr>
+        <w:rFonts w:ascii="Wingdings" w:hAnsi="Wingdings" w:hint="default"/>
+        <w:sz w:val="20"/>
+      </w:rPr>
+    </w:lvl>
+    <w:lvl w:ilvl="8" w:tentative="1">
+      <w:start w:val="1"/>
+      <w:numFmt w:val="bullet"/>
+      <w:lvlText w:val=""/>
+      <w:lvlJc w:val="left"/>
+      <w:pPr>
+        <w:tabs>
+          <w:tab w:val="num" w:pos="7188"/>
+        </w:tabs>
+        <w:ind w:left="7188" w:hanging="360"/>
+      </w:pPr>
+      <w:rPr>
+        <w:rFonts w:ascii="Wingdings" w:hAnsi="Wingdings" w:hint="default"/>
+        <w:sz w:val="20"/>
+      </w:rPr>
+    </w:lvl>
+  </w:abstractNum>
+  <w:abstractNum w:abstractNumId="32" w15:restartNumberingAfterBreak="0">
     <w:nsid w:val="7EC7719E"/>
     <w:multiLevelType w:val="hybridMultilevel"/>
     <w:tmpl w:val="A43290D6"/>
@@ -3909,79 +5206,103 @@
     </w:lvl>
   </w:abstractNum>
   <w:num w:numId="1" w16cid:durableId="1548301456">
+    <w:abstractNumId w:val="7"/>
+  </w:num>
+  <w:num w:numId="2" w16cid:durableId="450709410">
+    <w:abstractNumId w:val="23"/>
+  </w:num>
+  <w:num w:numId="3" w16cid:durableId="1735421738">
+    <w:abstractNumId w:val="29"/>
+  </w:num>
+  <w:num w:numId="4" w16cid:durableId="1795172100">
+    <w:abstractNumId w:val="1"/>
+  </w:num>
+  <w:num w:numId="5" w16cid:durableId="1731418527">
+    <w:abstractNumId w:val="26"/>
+  </w:num>
+  <w:num w:numId="6" w16cid:durableId="1700466953">
+    <w:abstractNumId w:val="15"/>
+  </w:num>
+  <w:num w:numId="7" w16cid:durableId="1203791280">
+    <w:abstractNumId w:val="25"/>
+  </w:num>
+  <w:num w:numId="8" w16cid:durableId="584073468">
+    <w:abstractNumId w:val="19"/>
+  </w:num>
+  <w:num w:numId="9" w16cid:durableId="405761910">
+    <w:abstractNumId w:val="21"/>
+  </w:num>
+  <w:num w:numId="10" w16cid:durableId="1448237821">
+    <w:abstractNumId w:val="30"/>
+  </w:num>
+  <w:num w:numId="11" w16cid:durableId="1557624085">
+    <w:abstractNumId w:val="32"/>
+  </w:num>
+  <w:num w:numId="12" w16cid:durableId="233855875">
+    <w:abstractNumId w:val="27"/>
+  </w:num>
+  <w:num w:numId="13" w16cid:durableId="622200689">
+    <w:abstractNumId w:val="18"/>
+  </w:num>
+  <w:num w:numId="14" w16cid:durableId="240220866">
+    <w:abstractNumId w:val="13"/>
+  </w:num>
+  <w:num w:numId="15" w16cid:durableId="768886483">
+    <w:abstractNumId w:val="24"/>
+  </w:num>
+  <w:num w:numId="16" w16cid:durableId="1107121383">
+    <w:abstractNumId w:val="28"/>
+  </w:num>
+  <w:num w:numId="17" w16cid:durableId="1096360760">
+    <w:abstractNumId w:val="22"/>
+  </w:num>
+  <w:num w:numId="18" w16cid:durableId="149566712">
+    <w:abstractNumId w:val="17"/>
+  </w:num>
+  <w:num w:numId="19" w16cid:durableId="1247615054">
+    <w:abstractNumId w:val="9"/>
+  </w:num>
+  <w:num w:numId="20" w16cid:durableId="254637311">
+    <w:abstractNumId w:val="12"/>
+  </w:num>
+  <w:num w:numId="21" w16cid:durableId="1566141564">
+    <w:abstractNumId w:val="10"/>
+  </w:num>
+  <w:num w:numId="22" w16cid:durableId="398941870">
+    <w:abstractNumId w:val="6"/>
+  </w:num>
+  <w:num w:numId="23" w16cid:durableId="1530601868">
+    <w:abstractNumId w:val="14"/>
+  </w:num>
+  <w:num w:numId="24" w16cid:durableId="1611206450">
+    <w:abstractNumId w:val="2"/>
+  </w:num>
+  <w:num w:numId="25" w16cid:durableId="362436790">
+    <w:abstractNumId w:val="16"/>
+  </w:num>
+  <w:num w:numId="26" w16cid:durableId="788663037">
+    <w:abstractNumId w:val="11"/>
+  </w:num>
+  <w:num w:numId="27" w16cid:durableId="1397124181">
+    <w:abstractNumId w:val="5"/>
+  </w:num>
+  <w:num w:numId="28" w16cid:durableId="108203892">
+    <w:abstractNumId w:val="4"/>
+  </w:num>
+  <w:num w:numId="29" w16cid:durableId="567153221">
     <w:abstractNumId w:val="3"/>
   </w:num>
-  <w:num w:numId="2" w16cid:durableId="450709410">
-    <w:abstractNumId w:val="16"/>
-  </w:num>
-  <w:num w:numId="3" w16cid:durableId="1735421738">
-    <w:abstractNumId w:val="22"/>
-  </w:num>
-  <w:num w:numId="4" w16cid:durableId="1795172100">
+  <w:num w:numId="30" w16cid:durableId="506790197">
     <w:abstractNumId w:val="0"/>
   </w:num>
-  <w:num w:numId="5" w16cid:durableId="1731418527">
-    <w:abstractNumId w:val="19"/>
+  <w:num w:numId="31" w16cid:durableId="616839921">
+    <w:abstractNumId w:val="31"/>
   </w:num>
-  <w:num w:numId="6" w16cid:durableId="1700466953">
-    <w:abstractNumId w:val="9"/>
-  </w:num>
-  <w:num w:numId="7" w16cid:durableId="1203791280">
-    <w:abstractNumId w:val="18"/>
-  </w:num>
-  <w:num w:numId="8" w16cid:durableId="584073468">
-    <w:abstractNumId w:val="13"/>
-  </w:num>
-  <w:num w:numId="9" w16cid:durableId="405761910">
-    <w:abstractNumId w:val="14"/>
-  </w:num>
-  <w:num w:numId="10" w16cid:durableId="1448237821">
-    <w:abstractNumId w:val="23"/>
-  </w:num>
-  <w:num w:numId="11" w16cid:durableId="1557624085">
-    <w:abstractNumId w:val="24"/>
-  </w:num>
-  <w:num w:numId="12" w16cid:durableId="233855875">
+  <w:num w:numId="32" w16cid:durableId="1888369079">
     <w:abstractNumId w:val="20"/>
   </w:num>
-  <w:num w:numId="13" w16cid:durableId="622200689">
-    <w:abstractNumId w:val="12"/>
-  </w:num>
-  <w:num w:numId="14" w16cid:durableId="240220866">
-    <w:abstractNumId w:val="7"/>
-  </w:num>
-  <w:num w:numId="15" w16cid:durableId="768886483">
-    <w:abstractNumId w:val="17"/>
-  </w:num>
-  <w:num w:numId="16" w16cid:durableId="1107121383">
-    <w:abstractNumId w:val="21"/>
-  </w:num>
-  <w:num w:numId="17" w16cid:durableId="1096360760">
-    <w:abstractNumId w:val="15"/>
-  </w:num>
-  <w:num w:numId="18" w16cid:durableId="149566712">
-    <w:abstractNumId w:val="11"/>
-  </w:num>
-  <w:num w:numId="19" w16cid:durableId="1247615054">
-    <w:abstractNumId w:val="4"/>
-  </w:num>
-  <w:num w:numId="20" w16cid:durableId="254637311">
-    <w:abstractNumId w:val="6"/>
-  </w:num>
-  <w:num w:numId="21" w16cid:durableId="1566141564">
-    <w:abstractNumId w:val="5"/>
-  </w:num>
-  <w:num w:numId="22" w16cid:durableId="398941870">
-    <w:abstractNumId w:val="2"/>
-  </w:num>
-  <w:num w:numId="23" w16cid:durableId="1530601868">
+  <w:num w:numId="33" w16cid:durableId="1320303069">
     <w:abstractNumId w:val="8"/>
-  </w:num>
-  <w:num w:numId="24" w16cid:durableId="1611206450">
-    <w:abstractNumId w:val="1"/>
-  </w:num>
-  <w:num w:numId="25" w16cid:durableId="362436790">
-    <w:abstractNumId w:val="10"/>
   </w:num>
 </w:numbering>
 </file>
@@ -4587,7 +5908,6 @@
   <w:style w:type="character" w:default="1" w:styleId="Carpredefinitoparagrafo">
     <w:name w:val="Default Paragraph Font"/>
     <w:uiPriority w:val="1"/>
-    <w:semiHidden/>
     <w:unhideWhenUsed/>
   </w:style>
   <w:style w:type="table" w:default="1" w:styleId="Tabellanormale">
